--- a/samples/document-preview/02-nguyen-van-nho-bien-ban.docx
+++ b/samples/document-preview/02-nguyen-van-nho-bien-ban.docx
@@ -318,7 +318,7 @@
                 <w:szCs w:val="24"/>
                 <w:rtl w:val="0"/>
               </w:rPr>
-              <w:t xml:space="preserve">An Giang ngày 05 tháng 01 năm 2026</w:t>
+              <w:t xml:space="preserve">An Giang, ngày 05 tháng 01 năm 2026</w:t>
             </w:r>
             <w:r>
               <w:rPr>
